--- a/블로그_개발일지_2026-09-06.docx
+++ b/블로그_개발일지_2026-09-06.docx
@@ -39,7 +39,7 @@
         <w:rPr>
           <w:b w:val="0"/>
         </w:rPr>
-        <w:t>이번 편의 형식: 지난 며칠은 문제를 찾아 목록을 만들고 그것을 닫는 작업이었는데 오늘은 성격이 달랐다. 며칠 전에 고쳐두었지만 아직 한 번도 실제로 돌아가는 것을 보지 못한 장치가 셋 있었고, 그것들이 정말 도는지 확인하려면 서버를 켜야만 했다. 그래서 오늘은 새로 만든 것보다 이미 만들어둔 것이 진짜인지 확인한 시간이 훨씬 길었다.</w:t>
+        <w:t>이번 편의 형식: 지난 며칠은 문제를 찾아 목록을 만들고 그것을 닫는 작업이었는데 오늘은 성격이 달랐다. 고쳐두기는 했지만 아직 한 번도 실제로 돌아가는 것을 보지 못한 장치들이 있었고, 그것들이 정말 도는지 확인하려면 서버가 켜져 있어야만 했다. 그래서 오늘은 새로 만든 것보다 이미 만들어둔 것이 진짜인지 확인한 시간이 훨씬 길었고, 확인해보니 고침과 실증 사이에 놓인 간격이 항목마다 크게 달랐다.</w:t>
       </w:r>
     </w:p>
     <w:p>
@@ -55,7 +55,7 @@
         <w:spacing w:after="120"/>
       </w:pPr>
       <w:r>
-        <w:t>이 사이트의 서버는 필요할 때만 켜는 방식으로 운영하고 있어서 평소에는 꺼져 있고, 그 상태에서도 글은 읽히도록 앞단이 파일 보관함을 대신 보게 해두었다. 덕분에 요금은 거의 들지 않는데 대신 서버가 켜져 있어야만 확인할 수 있는 일들이 조용히 밀린다. 오늘 기준으로 그런 항목이 넷 있었고, 그중 셋은 며칠 전에 코드를 고쳐두었지만 그 고침이 실제로 동작하는 것을 아직 한 번도 못 본 상태였다.</w:t>
+        <w:t>이 사이트의 서버는 필요할 때만 켜는 방식으로 운영하고 있어서 평소에는 꺼져 있고, 그 상태에서도 글은 읽히도록 앞단이 파일 보관함을 대신 보게 해두었다. 덕분에 요금은 거의 들지 않는데 대신 서버가 켜져 있어야만 확인할 수 있는 일들이 조용히 밀린다. 오늘 기준으로 그런 항목이 넷 있었고, 그중 몇은 코드를 고쳐두기만 하고 그 고침이 실제로 동작하는 것은 아직 한 번도 못 본 상태였다.</w:t>
       </w:r>
     </w:p>
     <w:p>
@@ -63,7 +63,7 @@
         <w:spacing w:after="120"/>
       </w:pPr>
       <w:r>
-        <w:t>여기서 중요한 것은 그 셋이 전부 검사이거나 안전장치라는 점이다. 기능이라면 사용자가 대신 밟아보고 이상하면 알려주기라도 하는데, 검사는 아무도 안 쓰는 사이에 조용히 망가져 있어도 화면상으로는 아무 일도 일어나지 않는다. 그래서 서버를 켜는 회차가 왔을 때 그것들을 한꺼번에 실증하는 것이 이 프로젝트에서는 하나의 작업 단위가 되었다.</w:t>
+        <w:t>여기서 중요한 것은 밀려 있던 것들이 전부 검사이거나 안전장치라는 점이다. 기능이라면 사용자가 대신 밟아보고 이상하면 알려주기라도 하는데, 검사는 아무도 안 쓰는 사이에 조용히 망가져 있어도 화면상으로는 아무 일도 일어나지 않는다. 그래서 서버를 켜는 회차가 왔을 때 그것들을 한꺼번에 실증하는 것이 이 프로젝트에서는 하나의 작업 단위가 되었다.</w:t>
       </w:r>
     </w:p>
     <w:p>
@@ -79,7 +79,7 @@
         <w:spacing w:after="120"/>
       </w:pPr>
       <w:r>
-        <w:t>서버를 끌 때마다 도는 절차 안에 보안 패치를 적용하고 그 과정에서 운영체제의 핵심 부분이 새 버전으로 바뀌었는지 확인하는 단계가 있다. 핵심 부분이 바뀌면 다음에 켤 때 새 버전으로 뜨기 때문에 미리 알아두어야 하는 정보인데, 이 검사가 만들어진 뒤로 단 한 번도 실제 판정을 내린 적이 없다는 것을 며칠 전에 알게 되었다.</w:t>
+        <w:t>서버를 끌 때마다 도는 절차 안에 보안 패치를 적용하고 그 과정에서 운영체제의 핵심 부분이 새 버전으로 바뀌었는지 확인하는 단계가 있다. 핵심 부분이 바뀌면 다음에 켤 때 새 버전으로 뜨기 때문에 미리 알아두어야 하는 정보인데, 이 검사가 만들어진 뒤로 단 한 번도 실제 판정을 내린 적이 없다는 것을 이틀 전 실행 기록을 뒤져보다가 알게 되었다.</w:t>
       </w:r>
     </w:p>
     <w:p>
@@ -95,7 +95,7 @@
         <w:spacing w:after="120"/>
       </w:pPr>
       <w:r>
-        <w:t>며칠 전에 이것을 고칠 때는 이름을 물어보는 대신 부팅에 쓰이는 파일이 실제로 놓여 있는 자리를 들여다보게 바꾸었다. 그 파일 이름에 붙은 버전 문자열이 지금 돌고 있는 버전을 알려주는 명령의 출력과 글자 그대로 같기 때문에 비교할 때 어떤 변환도 필요 없다는 것이 이 방법을 고른 이유였다. 다만 그때는 가짜 폴더를 만들어 흐름만 재봤을 뿐이라 진짜 서버에서 무엇이 나올지는 알 수 없었다.</w:t>
+        <w:t>오늘 오후에 이것을 고치면서 이름을 물어보는 대신 부팅에 쓰이는 파일이 실제로 놓여 있는 자리를 들여다보게 바꾸었다. 그 파일 이름에 붙은 버전 문자열이 지금 돌고 있는 버전을 알려주는 명령의 출력과 글자 그대로 같기 때문에 비교할 때 어떤 변환도 필요 없다는 것이 이 방법을 고른 이유였다. 다만 고치는 시점에는 가짜 폴더를 만들어 흐름만 재봤을 뿐이라 진짜 서버에서 무엇이 나올지는 여전히 알 수 없는 상태였다.</w:t>
       </w:r>
     </w:p>
     <w:p>
@@ -103,7 +103,7 @@
         <w:spacing w:after="120"/>
       </w:pPr>
       <w:r>
-        <w:t>오늘 서버를 켜고 접속이 되자마자 두 값을 나란히 찍어봤더니 완전히 같은 문자열이 나왔고, 옛 방식으로 물어보면 지금도 여전히 없다는 답이 돌아왔다. 그리고 밤에 서버를 끄면서 정지 절차의 그 단계가 처음으로 판정을 냈는데, 실행 중인 버전과 설치된 최신 버전이 같으니 변경이 없다는 문장이었다. 만들어진 뒤 늘 못 읽었다는 말만 하던 자리가 처음으로 결론을 말한 것이다.</w:t>
+        <w:t>고친 지 몇 시간 뒤에 마침 배포할 것이 있어 서버를 켰고, 접속이 되자마자 두 값을 나란히 찍어봤더니 완전히 같은 문자열이 나왔으며 옛 방식으로 물어보면 지금도 여전히 없다는 답이 돌아왔다. 그리고 밤에 서버를 끄면서 정지 절차의 그 단계가 처음으로 판정을 냈는데, 실행 중인 버전과 설치된 최신 버전이 같으니 변경이 없다는 문장이었다. 만들어진 뒤 늘 못 읽었다는 말만 하던 자리가 처음으로 결론을 말한 것인데, 고침과 실증 사이가 여섯 시간밖에 안 됐던 것은 그날 마침 서버를 켤 일이 있었기 때문이지 내가 그렇게 계획한 것이 아니었다.</w:t>
       </w:r>
     </w:p>
     <w:p>
@@ -191,7 +191,7 @@
         <w:spacing w:after="120"/>
       </w:pPr>
       <w:r>
-        <w:t>세 가지가 전부 같은 모양이었다. 코드를 고친 날과 그 고침이 실제로 무언가를 판정한 날이 서로 다른 날이었다는 것이다. 검사를 고치면서 흐름만 재보고 넘어가면 그것은 아직 확인이 아니라 기대이고, 그 기대가 사실이 되는 순간은 조건이 갖추어진 회차가 와야 온다.</w:t>
+        <w:t>고침과 실증 사이에 간격이 있다는 것은 셋이 같았는데 그 간격의 크기는 전혀 달랐다. 커널 검사는 오후에 고쳐서 그날 밤에 판정하는 것을 봤으니 여섯 시간이었고, 열쇠를 보관하는 장치는 나흘이 걸렸다. 검사를 고치면서 흐름만 재보고 넘어가면 그것은 아직 확인이 아니라 기대인데, 그 기대가 사실이 되는 시점을 정하는 것은 내가 아니라 서버를 켤 일이 언제 생기느냐였다.</w:t>
       </w:r>
     </w:p>
     <w:p>
@@ -199,7 +199,7 @@
         <w:spacing w:after="120"/>
       </w:pPr>
       <w:r>
-        <w:t>그래서 이런 항목은 고친 시점에 끝난 것으로 적으면 안 된다는 결론을 냈다. 오늘 셋을 닫으면서 기록에도 고쳤다는 문장과 실제로 판정하는 것을 봤다는 문장을 따로 남겼고, 아직 못 본 것은 못 봤다고 적어두었다. 이 프로젝트가 지난 몇 달 동안 가장 여러 번 배운 것이 고쳤다와 동작한다는 다르다는 문장인데, 오늘은 그 문장을 기록하는 방식 자체에 적용한 날이었다.</w:t>
+        <w:t>그래서 이런 항목은 고친 시점에 끝난 것으로 적으면 안 된다는 결론을 냈다. 여섯 시간이 걸린 쪽이 운이 좋았을 뿐이고 그날 서버를 켤 일이 없었다면 그것도 몇 주가 됐을 것이기 때문이다. 오늘 셋을 닫으면서 기록에도 고쳤다는 문장과 실제로 도는 것을 봤다는 문장을 따로 남겼고, 아직 못 본 것은 못 봤다고 적어두었다. 이 프로젝트가 지난 몇 달 동안 가장 여러 번 배운 것이 고쳤다와 동작한다는 다르다는 문장인데, 오늘은 그 문장을 기록하는 방식 자체에 적용한 날이었다.</w:t>
       </w:r>
     </w:p>
     <w:sectPr>
